--- a/mysql/상관서브쿼리.docx
+++ b/mysql/상관서브쿼리.docx
@@ -51,16 +51,44 @@
     </w:p>
     <w:p>
       <w:r>
-        <w:t>SELECT (select 부서명 from 부서 where 부서.부서번호 = 사원.부서번호)AS 부서명 FROM 사원 where 사원.이름 = '배재용';</w:t>
-      </w:r>
-    </w:p>
-    <w:p>
-      <w:pPr>
+        <w:t xml:space="preserve">SELECT 부서.부서명 FROM 한빛무역.사원 </w:t>
+      </w:r>
+      <w:r>
+        <w:t>,</w:t>
+      </w:r>
+      <w:r>
+        <w:t xml:space="preserve">부서 </w:t>
+      </w:r>
+      <w:r>
         <w:rPr>
           <w:rFonts w:hint="eastAsia"/>
         </w:rPr>
-      </w:pPr>
+        <w:t>w</w:t>
+      </w:r>
+      <w:r>
+        <w:t>here</w:t>
+      </w:r>
+      <w:r>
+        <w:t xml:space="preserve"> 사원.부서번호 = 부서.부서번호 </w:t>
+      </w:r>
+      <w:r>
+        <w:t>and</w:t>
+      </w:r>
+      <w:r>
+        <w:t xml:space="preserve"> 사원.이름 ='배재용';</w:t>
+      </w:r>
     </w:p>
+    <w:p>
+      <w:r>
+        <w:t>SELECT (select 부서명 from 부서 where 부서.부서번호 = 사원.부서번호)AS 부서명 FROM 사원 where 사원.이름 = '배재용';</w:t>
+      </w:r>
+    </w:p>
+    <w:p>
+      <w:r>
+        <w:t>SELECT (select 부서명 from 부서 as d where d.부서번호 = e.부서번호) as 부서명 from 사원 as e where 이름 = '배재용';</w:t>
+      </w:r>
+    </w:p>
+    <w:p/>
     <w:p>
       <w:r>
         <w:rPr>
@@ -164,13 +192,12 @@
     </w:p>
     <w:p/>
     <w:p>
-      <w:pPr>
-        <w:rPr>
-          <w:rFonts w:hint="eastAsia"/>
-        </w:rPr>
-      </w:pPr>
-      <w:r>
-        <w:t xml:space="preserve">SELECT 제품.제품번호,제품명,포장단위,제품.단가,재고,제품.단가*재고 as 재고금액 FROM 한빛무역.제품 where </w:t>
+      <w:r>
+        <w:t>SELECT 제품.제품번호,제품명,포장단위,제품.단가,재고,제품.단가*재고 as 재고금액 FROM 한빛무역.</w:t>
+      </w:r>
+      <w:r>
+        <w:lastRenderedPageBreak/>
+        <w:t xml:space="preserve">제품 where </w:t>
       </w:r>
       <w:r>
         <w:t xml:space="preserve">not </w:t>
